--- a/downloads/teacher/05 Materials/Unit 04/Slides/Slides 04.07 - Principles Balance Focal Point Rhythm Proportion.docx
+++ b/downloads/teacher/05 Materials/Unit 04/Slides/Slides 04.07 - Principles Balance Focal Point Rhythm Proportion.docx
@@ -18,15 +18,6 @@
       </w:pPr>
       <w:r>
         <w:t xml:space="preserve">Slide outline for Lesson 4.7. Day 1 has twelve slides; Day 2 has eight.</w:t>
-      </w:r>
-      <w:r>
-        <w:t xml:space="preserve"> </w:t>
-      </w:r>
-      <w:r>
-        <w:rPr>
-          <w:rStyle w:val="TeacherNote"/>
-        </w:rPr>
-        <w:t xml:space="preserve">[Sal: photos of the built rooms from Day 2 become review slides for the Design Vocabulary Check; take them before the tape comes off.]</w:t>
       </w:r>
     </w:p>
     <w:p>
